--- a/Gabriel_Peguero_ResumeCheck.docx
+++ b/Gabriel_Peguero_ResumeCheck.docx
@@ -86,21 +86,7 @@
           <w:sz w:val="20"/>
           <w:szCs w:val="20"/>
         </w:rPr>
-        <w:t xml:space="preserve">Front-End Developer with hands-on project experience building responsive, accessible web applications using JavaScript (ES6+), React, HTML5, CSS3, </w:t>
-      </w:r>
-      <w:r>
-        <w:rPr>
-          <w:sz w:val="20"/>
-          <w:szCs w:val="20"/>
-        </w:rPr>
-        <w:t xml:space="preserve">TypeScript </w:t>
-      </w:r>
-      <w:r>
-        <w:rPr>
-          <w:sz w:val="20"/>
-          <w:szCs w:val="20"/>
-        </w:rPr>
-        <w:t xml:space="preserve">and Next.js. Skilled in component-based architecture, RESTful API integration, cross-browser compatibility, and performance optimization. Holds a Meta Front-End Developer Professional Certificate, a </w:t>
+        <w:t xml:space="preserve">Front-End Developer with hands-on project experience building responsive, accessible web applications using JavaScript (ES6+), React, HTML5, CSS3, and TypeScript. Skilled in component-based architecture, RESTful API integration, cross-browser compatibility, and performance optimization. Holds a Meta Front-End Developer Professional Certificate, a </w:t>
       </w:r>
       <w:proofErr w:type="gramStart"/>
       <w:r>
@@ -159,14 +145,7 @@
           <w:sz w:val="20"/>
           <w:szCs w:val="20"/>
         </w:rPr>
-        <w:t>Languages:  HTML5, CSS3, JavaScript (ES6+)</w:t>
-      </w:r>
-      <w:r>
-        <w:rPr>
-          <w:sz w:val="20"/>
-          <w:szCs w:val="20"/>
-        </w:rPr>
-        <w:t>, TypeScript</w:t>
+        <w:t>Languages:  HTML5, CSS3, JavaScript (ES6+), TypeScript</w:t>
       </w:r>
     </w:p>
     <w:p>
@@ -178,21 +157,7 @@
           <w:sz w:val="20"/>
           <w:szCs w:val="20"/>
         </w:rPr>
-        <w:t>Frameworks &amp; Libraries:  React, Next.js, SCSS/Sass</w:t>
-      </w:r>
-      <w:r>
-        <w:rPr>
-          <w:sz w:val="20"/>
-          <w:szCs w:val="20"/>
-        </w:rPr>
-        <w:t xml:space="preserve">, </w:t>
-      </w:r>
-      <w:r>
-        <w:rPr>
-          <w:sz w:val="20"/>
-          <w:szCs w:val="20"/>
-        </w:rPr>
-        <w:t>Jest, Playwright</w:t>
+        <w:t>Frameworks &amp; Libraries:  React, SCSS/Sass, Jest</w:t>
       </w:r>
     </w:p>
     <w:p>
@@ -424,39 +389,7 @@
           <w:sz w:val="20"/>
           <w:szCs w:val="20"/>
         </w:rPr>
-        <w:t xml:space="preserve">Designed and developed a portfolio site using vanilla JavaScript, semantic HTML5, and CSS3 with scroll-spy navigation via the </w:t>
-      </w:r>
-      <w:proofErr w:type="spellStart"/>
-      <w:r>
-        <w:rPr>
-          <w:sz w:val="20"/>
-          <w:szCs w:val="20"/>
-        </w:rPr>
-        <w:t>IntersectionObserver</w:t>
-      </w:r>
-      <w:proofErr w:type="spellEnd"/>
-      <w:r>
-        <w:rPr>
-          <w:sz w:val="20"/>
-          <w:szCs w:val="20"/>
-        </w:rPr>
-        <w:t xml:space="preserve"> API; later rebuilt in Next.js and deployed on </w:t>
-      </w:r>
-      <w:proofErr w:type="spellStart"/>
-      <w:r>
-        <w:rPr>
-          <w:sz w:val="20"/>
-          <w:szCs w:val="20"/>
-        </w:rPr>
-        <w:t>Vercel</w:t>
-      </w:r>
-      <w:proofErr w:type="spellEnd"/>
-      <w:r>
-        <w:rPr>
-          <w:sz w:val="20"/>
-          <w:szCs w:val="20"/>
-        </w:rPr>
-        <w:t>.</w:t>
+        <w:t>This portfolio site, built from scratch with vanilla JS, HTML, and CSS. Features scroll-spy navigation, a cursor glow effect, and a fully responsive layout.</w:t>
       </w:r>
     </w:p>
     <w:p>
@@ -497,17 +430,7 @@
           <w:szCs w:val="19"/>
         </w:rPr>
         <w:tab/>
-        <w:t>2026</w:t>
-      </w:r>
-      <w:r>
-        <w:rPr>
-          <w:i/>
-          <w:iCs/>
-          <w:color w:val="595959"/>
-          <w:sz w:val="19"/>
-          <w:szCs w:val="19"/>
-        </w:rPr>
-        <w:t xml:space="preserve"> – now</w:t>
+        <w:t>2026 – now</w:t>
       </w:r>
     </w:p>
     <w:p>
@@ -614,35 +537,7 @@
           <w:sz w:val="20"/>
           <w:szCs w:val="20"/>
         </w:rPr>
-        <w:t>Developed strong analytical thinking, structured research, and written communication skills, directly applicable to</w:t>
-      </w:r>
-      <w:r>
-        <w:rPr>
-          <w:sz w:val="20"/>
-          <w:szCs w:val="20"/>
-        </w:rPr>
-        <w:t xml:space="preserve"> reviewing documentation, a</w:t>
-      </w:r>
-      <w:r>
-        <w:rPr>
-          <w:sz w:val="20"/>
-          <w:szCs w:val="20"/>
-        </w:rPr>
-        <w:t xml:space="preserve">nd </w:t>
-      </w:r>
-      <w:r>
-        <w:rPr>
-          <w:sz w:val="20"/>
-          <w:szCs w:val="20"/>
-        </w:rPr>
-        <w:t xml:space="preserve">writing </w:t>
-      </w:r>
-      <w:r>
-        <w:rPr>
-          <w:sz w:val="20"/>
-          <w:szCs w:val="20"/>
-        </w:rPr>
-        <w:t>maintainable code.</w:t>
+        <w:t>Developed strong analytical thinking, structured research, and written communication skills, directly applicable to reviewing documentation, and writing maintainable code.</w:t>
       </w:r>
     </w:p>
     <w:p>
@@ -700,16 +595,10 @@
           <w:sz w:val="20"/>
           <w:szCs w:val="20"/>
         </w:rPr>
-        <w:t>Completed one of the world’s most intensive language immersion programs, achieving professional proficiency (DLPT 2/2/1+) — the same discipline now applied to learning React</w:t>
-      </w:r>
-      <w:r>
-        <w:rPr>
-          <w:sz w:val="20"/>
-          <w:szCs w:val="20"/>
-        </w:rPr>
-        <w:t>.</w:t>
-      </w:r>
-    </w:p>
+        <w:t xml:space="preserve">Completed one of the world’s most intensive language immersion programs, achieving professional proficiency (DLPT 2/2/1+) </w:t>
+      </w:r>
+    </w:p>
+    <w:p/>
     <w:sectPr>
       <w:pgSz w:w="12240" w:h="15840"/>
       <w:pgMar w:top="400" w:right="1080" w:bottom="400" w:left="1080" w:header="708" w:footer="708" w:gutter="0"/>
